--- a/docs/pixo_features_summary.docx
+++ b/docs/pixo_features_summary.docx
@@ -24,7 +24,7 @@
           <w:i/>
           <w:color w:val="64748B"/>
         </w:rPr>
-        <w:t>Current version: v0.3.0</w:t>
+        <w:t>Current version: v0.3.3</w:t>
       </w:r>
     </w:p>
     <w:p>
@@ -584,6 +584,28 @@
           <w:p>
             <w:r>
               <w:t>Print the in-terminal usage guide.</w:t>
+            </w:r>
+          </w:p>
+        </w:tc>
+      </w:tr>
+      <w:tr>
+        <w:tc>
+          <w:tcPr>
+            <w:tcW w:type="dxa" w:w="3456"/>
+          </w:tcPr>
+          <w:p>
+            <w:r>
+              <w:t>pixo --version, -V</w:t>
+            </w:r>
+          </w:p>
+        </w:tc>
+        <w:tc>
+          <w:tcPr>
+            <w:tcW w:type="dxa" w:w="6048"/>
+          </w:tcPr>
+          <w:p>
+            <w:r>
+              <w:t>Print the installed pixo version and exit.</w:t>
             </w:r>
           </w:p>
         </w:tc>
@@ -1730,6 +1752,22 @@
     </w:p>
     <w:p>
       <w:pPr>
+        <w:pStyle w:val="ListBullet"/>
+      </w:pPr>
+      <w:r>
+        <w:t>v0.3 limitation: cloud backends are image-only; video inputs run locally</w:t>
+      </w:r>
+    </w:p>
+    <w:p>
+      <w:pPr>
+        <w:pStyle w:val="ListBullet"/>
+      </w:pPr>
+      <w:r>
+        <w:t>Cloud runs appear in pixo history and work with pixo share (since v0.3.2)</w:t>
+      </w:r>
+    </w:p>
+    <w:p>
+      <w:pPr>
         <w:pStyle w:val="Heading3"/>
       </w:pPr>
       <w:r>
